--- a/artifacts/LGL-17/build/signing-authority-matrix.docx
+++ b/artifacts/LGL-17/build/signing-authority-matrix.docx
@@ -7,15 +7,6 @@
       <w:pPr>
         <w:pStyle w:val="Heading1"/>
       </w:pPr>
-      <w:r>
-        <w:rPr>
-          <w:rStyle w:val="SectionNumber"/>
-        </w:rPr>
-        <w:t xml:space="preserve">1</w:t>
-      </w:r>
-      <w:r>
-        <w:tab/>
-      </w:r>
       <w:r>
         <w:t xml:space="preserve">Signing Authority and Deviation Matrix: Confidentiality Agreements</w:t>
       </w:r>
@@ -300,15 +291,6 @@
         <w:pStyle w:val="Heading2"/>
       </w:pPr>
       <w:r>
-        <w:rPr>
-          <w:rStyle w:val="SectionNumber"/>
-        </w:rPr>
-        <w:t xml:space="preserve">1.1</w:t>
-      </w:r>
-      <w:r>
-        <w:tab/>
-      </w:r>
-      <w:r>
         <w:t xml:space="preserve">1. Scope and Basic Rule</w:t>
       </w:r>
     </w:p>
@@ -352,15 +334,6 @@
       <w:pPr>
         <w:pStyle w:val="Heading2"/>
       </w:pPr>
-      <w:r>
-        <w:rPr>
-          <w:rStyle w:val="SectionNumber"/>
-        </w:rPr>
-        <w:t xml:space="preserve">1.2</w:t>
-      </w:r>
-      <w:r>
-        <w:tab/>
-      </w:r>
       <w:r>
         <w:t xml:space="preserve">2. Deviation Levels</w:t>
       </w:r>
@@ -617,15 +590,6 @@
       <w:pPr>
         <w:pStyle w:val="Heading2"/>
       </w:pPr>
-      <w:r>
-        <w:rPr>
-          <w:rStyle w:val="SectionNumber"/>
-        </w:rPr>
-        <w:t xml:space="preserve">1.3</w:t>
-      </w:r>
-      <w:r>
-        <w:tab/>
-      </w:r>
       <w:r>
         <w:t xml:space="preserve">3. Authority Matrix</w:t>
       </w:r>
@@ -946,15 +910,6 @@
         <w:pStyle w:val="Heading2"/>
       </w:pPr>
       <w:r>
-        <w:rPr>
-          <w:rStyle w:val="SectionNumber"/>
-        </w:rPr>
-        <w:t xml:space="preserve">1.4</w:t>
-      </w:r>
-      <w:r>
-        <w:tab/>
-      </w:r>
-      <w:r>
         <w:t xml:space="preserve">4. Delegation</w:t>
       </w:r>
     </w:p>
@@ -1164,15 +1119,6 @@
         <w:pStyle w:val="Heading2"/>
       </w:pPr>
       <w:r>
-        <w:rPr>
-          <w:rStyle w:val="SectionNumber"/>
-        </w:rPr>
-        <w:t xml:space="preserve">1.5</w:t>
-      </w:r>
-      <w:r>
-        <w:tab/>
-      </w:r>
-      <w:r>
         <w:t xml:space="preserve">5. Special Rules</w:t>
       </w:r>
     </w:p>
@@ -1291,15 +1237,6 @@
         <w:pStyle w:val="Heading2"/>
       </w:pPr>
       <w:r>
-        <w:rPr>
-          <w:rStyle w:val="SectionNumber"/>
-        </w:rPr>
-        <w:t xml:space="preserve">1.6</w:t>
-      </w:r>
-      <w:r>
-        <w:tab/>
-      </w:r>
-      <w:r>
         <w:t xml:space="preserve">6. Exception Register</w:t>
       </w:r>
     </w:p>
@@ -1318,15 +1255,6 @@
         <w:pStyle w:val="Heading2"/>
       </w:pPr>
       <w:r>
-        <w:rPr>
-          <w:rStyle w:val="SectionNumber"/>
-        </w:rPr>
-        <w:t xml:space="preserve">1.7</w:t>
-      </w:r>
-      <w:r>
-        <w:tab/>
-      </w:r>
-      <w:r>
         <w:t xml:space="preserve">7. Logging Requirements</w:t>
       </w:r>
     </w:p>
@@ -1344,15 +1272,6 @@
       <w:pPr>
         <w:pStyle w:val="Heading2"/>
       </w:pPr>
-      <w:r>
-        <w:rPr>
-          <w:rStyle w:val="SectionNumber"/>
-        </w:rPr>
-        <w:t xml:space="preserve">1.8</w:t>
-      </w:r>
-      <w:r>
-        <w:tab/>
-      </w:r>
       <w:r>
         <w:t xml:space="preserve">8. Version History</w:t>
       </w:r>
